--- a/memos/plan_manufacturer_union__breit_committee_packet.docx
+++ b/memos/plan_manufacturer_union__breit_committee_packet.docx
@@ -77,7 +77,7 @@
     </w:p>
     <w:p>
       <w:r>
-        <w:t>Rubric v2, threshold 7 of 12, strategy gate. Max attainable on held data 9/12.</w:t>
+        <w:t>Tark benchmark rubric, 12 points, threshold 7 of 12, strategy gate. Max attainable on held data 9/12.</w:t>
       </w:r>
     </w:p>
     <w:tbl>
@@ -277,7 +277,7 @@
           </w:tcPr>
           <w:p>
             <w:r>
-              <w:t>Peer cohort composite: nontraded_reit without breit (jll_ipt, sreit)</w:t>
+              <w:t>Peer composite, non-traded real estate cohort without Blackstone Real Estate Income Trust Inc (members: JLL Income Property Trust, Inc., Starwood Real Estate Income Trust, Inc.)</w:t>
             </w:r>
           </w:p>
         </w:tc>
@@ -287,7 +287,7 @@
           </w:tcPr>
           <w:p>
             <w:r>
-              <w:t>4/12</w:t>
+              <w:t>3/12</w:t>
             </w:r>
           </w:p>
         </w:tc>
@@ -297,7 +297,7 @@
           </w:tcPr>
           <w:p>
             <w:r>
-              <w:t>score 4/12 below primary threshold 7</w:t>
+              <w:t>score 3/12 below primary threshold 7</w:t>
             </w:r>
           </w:p>
         </w:tc>
@@ -308,7 +308,7 @@
         <w:pStyle w:val="Heading1"/>
       </w:pPr>
       <w:r>
-        <w:t>Exhibit B.</w:t>
+        <w:t>Exhibit B. Liquidity match for this plan</w:t>
       </w:r>
     </w:p>
     <w:p>
@@ -342,7 +342,7 @@
         <w:pStyle w:val="ListBullet"/>
       </w:pPr>
       <w:r>
-        <w:t>STRUCTURAL GAP: a participant-directed 404(c) menu assumes daily pricing and daily participant liquidity, whereas this wrapper deals 12x/year. Direct DIA use requires a bridging structure: CIT sleeve, managed account, or TDF sleeve (cell 3.5).</w:t>
+        <w:t>STRUCTURAL GAP: a participant-directed 404(c) menu assumes daily pricing and daily participant liquidity, whereas this wrapper deals monthly with caps of 2% per month and 5% per quarter on aggregate NAV. Direct DIA use requires a bridging structure: CIT sleeve, managed account, or TDF sleeve (cell 3.5).</w:t>
       </w:r>
     </w:p>
     <w:p>
@@ -421,7 +421,7 @@
           </w:tcPr>
           <w:p>
             <w:r>
-              <w:t>nontraded_reit</w:t>
+              <w:t>non-traded REIT</w:t>
             </w:r>
           </w:p>
         </w:tc>
@@ -443,7 +443,7 @@
           </w:tcPr>
           <w:p>
             <w:r>
-              <w:t>Dealing cadence per year</w:t>
+              <w:t>Dealing terms</w:t>
             </w:r>
           </w:p>
         </w:tc>
@@ -453,7 +453,7 @@
           </w:tcPr>
           <w:p>
             <w:r>
-              <w:t>12</w:t>
+              <w:t>monthly repurchases, 2% cap per month and 5% cap per quarter on aggregate NAV</w:t>
             </w:r>
           </w:p>
         </w:tc>
@@ -475,7 +475,7 @@
           </w:tcPr>
           <w:p>
             <w:r>
-              <w:t>Repurchase cap</w:t>
+              <w:t>Repurchase caps</w:t>
             </w:r>
           </w:p>
         </w:tc>
@@ -485,7 +485,39 @@
           </w:tcPr>
           <w:p>
             <w:r>
-              <w:t>2% of aggregate nav</w:t>
+              <w:t>2% per month and 5% per quarter, binding 20% per year</w:t>
+            </w:r>
+          </w:p>
+        </w:tc>
+        <w:tc>
+          <w:tcPr>
+            <w:tcW w:type="dxa" w:w="1152"/>
+          </w:tcPr>
+          <w:p>
+            <w:r>
+              <w:t>3.1</w:t>
+            </w:r>
+          </w:p>
+        </w:tc>
+      </w:tr>
+      <w:tr>
+        <w:tc>
+          <w:tcPr>
+            <w:tcW w:type="dxa" w:w="2448"/>
+          </w:tcPr>
+          <w:p>
+            <w:r>
+              <w:t>Annual capacity (binding cap)</w:t>
+            </w:r>
+          </w:p>
+        </w:tc>
+        <w:tc>
+          <w:tcPr>
+            <w:tcW w:type="dxa" w:w="5760"/>
+          </w:tcPr>
+          <w:p>
+            <w:r>
+              <w:t>20% of the position per year</w:t>
             </w:r>
           </w:p>
         </w:tc>
@@ -612,12 +644,12 @@
     </w:p>
     <w:p>
       <w:r>
-        <w:t>Parameters (adjustable on the site, not facts): allocation 5% of plan = $39.6M, tail turnover 20%/yr, active turnover 5%/yr. Base demand $2.9M/yr = 7.2% of the position vs annual wrapper capacity 24%.</w:t>
+        <w:t>Parameters (adjustable on the site, not facts): allocation 5% of plan = $39.6M, tail turnover 20%/yr, active turnover 5%/yr. Base demand $2.9M/yr = 7.2% of the position vs annual wrapper capacity 20%.</w:t>
       </w:r>
     </w:p>
     <w:p>
       <w:r>
-        <w:t>Stressed (tail turnover x2, active turnover x1.5 vs base scenario): demand $4.9M/yr = 12.3% of the position. within wrapper capacity (12.3% vs 24%) IF offers are not prorated, but this issuer HAS prorated under stress (3.3).</w:t>
+        <w:t>Stressed (tail turnover x2, active turnover x1.5 vs base scenario): demand $4.9M/yr = 12.3% of the position. within wrapper capacity (12.3% vs 20%) IF offers are not prorated, but this issuer HAS prorated under stress (3.3).</w:t>
       </w:r>
     </w:p>
     <w:p>
@@ -630,7 +662,7 @@
         <w:pStyle w:val="ListBullet"/>
       </w:pPr>
       <w:r>
-        <w:t>Capacity: 12x per year at 2% of aggregate nav: at most 24% of the position per year. This is a FUND-level cap shared by every holder, so the plan's position is served only while offers are not oversubscribed.</w:t>
+        <w:t>Capacity: 2% per month and 5% per quarter on aggregate NAV: the binding annual figure is 20% of the position per year (the quarterly cap). This is a FUND-level cap shared by every holder, so the plan's position is served only while offers are not oversubscribed.</w:t>
       </w:r>
     </w:p>
     <w:p>
@@ -638,7 +670,7 @@
         <w:pStyle w:val="ListBullet"/>
       </w:pPr>
       <w:r>
-        <w:t>Scenario demand (illustrative): 7.2% of the position per year vs 24% annual wrapper capacity. Adequate headroom at this allocation if offers are not prorated.</w:t>
+        <w:t>Scenario demand (illustrative): 7.2% of the position per year vs 20% annual wrapper capacity. Adequate headroom at this allocation if offers are not prorated.</w:t>
       </w:r>
     </w:p>
     <w:p>
@@ -654,12 +686,12 @@
         <w:pStyle w:val="ListBullet"/>
       </w:pPr>
       <w:r>
-        <w:t>Schedule H benefit payments (line 2e) not typed: the DOL bulk file F_SCH_H_2024_latest.csv is not in the repository and askebsa.dol.gov is blocked from the build container. Fill from the bulk file on a machine with access, citing the row. Demand uses the illustrative turnover sliders only.</w:t>
+        <w:t>Schedule H benefit-payment lines are not yet in the plan record. Demand uses the illustrative turnover sliders only.</w:t>
       </w:r>
     </w:p>
     <w:p>
       <w:r>
-        <w:t>Cited: cell 3.1, cell 3.3, cell 3.5, cell 3.7, cell 3.9, cell 2.7, plan: plan_manufacturer_union.json (Form 5500, plan year 2024-01-01 to 2024-12-31).</w:t>
+        <w:t>Cited: cell 2.7, cell 3.1, cell 3.3, cell 3.7, plan: plan_manufacturer_union.json (Form 5500, plan year 2024-01-01 to 2024-12-31).</w:t>
       </w:r>
     </w:p>
     <w:p>
@@ -767,7 +799,7 @@
           </w:tcPr>
           <w:p>
             <w:r>
-              <w:t>partial</w:t>
+              <w:t>no typed fact for this cell</w:t>
             </w:r>
           </w:p>
         </w:tc>
@@ -863,7 +895,7 @@
           </w:tcPr>
           <w:p>
             <w:r>
-              <w:t>extracted</w:t>
+              <w:t>no typed fact for this cell</w:t>
             </w:r>
           </w:p>
         </w:tc>
@@ -927,7 +959,7 @@
           </w:tcPr>
           <w:p>
             <w:r>
-              <w:t>partial</w:t>
+              <w:t>no typed fact for this cell</w:t>
             </w:r>
           </w:p>
         </w:tc>
@@ -958,7 +990,7 @@
     </w:p>
     <w:p>
       <w:r>
-        <w:t>Cohort placement (nontraded_reit, R4 phrasing): mgmt fee: at the cohort median of 1.25 (n=3, too small for percentile language) | expense ratio (bases differ, see notes): fact unavailable for this member | repurchase cap: at the cohort median of 2 (n=3, too small for percentile language). Stats and per-member values in data/cohorts/nontraded_reit.json, membership rationales in data/facts.</w:t>
+        <w:t>Cohort placement (non-traded real estate cohort): mgmt fee: at the cohort median of 1.25 (n=3, too small for percentile language) | expense ratio (bases differ, see notes): fact unavailable for this member | repurchase cap: at the cohort median of 2 (n=3, too small for percentile language). Statistics and per-member values are in the cohort artifact, membership rationales in the typed facts.</w:t>
       </w:r>
     </w:p>
     <w:p>
@@ -1002,7 +1034,7 @@
     </w:p>
     <w:p>
       <w:r>
-        <w:t>Regulatory basis: Fiduciary Duties in Selecting Designated Investment Alternatives, 91 FR 16088 (Mar. 31, 2026), RIN 1210-AC38, proposed 29 CFR 2550.404a-6, paragraphs (g) to (l), cited not paraphrased. Every figure above is a cited cell, a typed projection of one, or an engine artifact of the record as of 2026-09-04. Scenario figures are ILLUSTRATIVE. Sponsor name NEVER appears on demo surfaces. Data is public (DOL Form 5500 FOIA files); anonymization is a project display rule, not a legal requirement.</w:t>
+        <w:t>Regulatory basis: Fiduciary Duties in Selecting Designated Investment Alternatives, 91 FR 16088 (Mar. 31, 2026), RIN 1210-AC38, proposed 29 CFR 2550.404a-6, paragraphs (g) to (l), cited not paraphrased. Every figure above is a cited cell, a typed projection of one, or an engine artifact of the record as of 2026-09-04. Scenario figures are ILLUSTRATIVE. The plan is shown under its anonymized label.</w:t>
       </w:r>
     </w:p>
     <w:sectPr>

--- a/memos/plan_manufacturer_union__breit_committee_packet.docx
+++ b/memos/plan_manufacturer_union__breit_committee_packet.docx
@@ -41,7 +41,17 @@
     </w:p>
     <w:p>
       <w:r>
-        <w:t>Benchmark: Listed REIT investable proxy (VNQ) at 9/12, KS-PME 0.9064, Direct Alpha -3.22%/yr over 2022-12-31 to 2025-12-31.</w:t>
+        <w:t>Meaningful benchmark (paragraph (k)): NCREIF Fund Index - ODCE (private core RE) at 9/12, no comparison computed (cited, series not in the record: no comparison computed).</w:t>
+      </w:r>
+    </w:p>
+    <w:p>
+      <w:r>
+        <w:t>Reference comparison, not the meaningful benchmark: Listed REIT investable proxy (VNQ), KS-PME 0.9064, Direct Alpha -3.22%/yr over 2022-12-31 to 2025-12-31.</w:t>
+      </w:r>
+    </w:p>
+    <w:p>
+      <w:r>
+        <w:t>Peer comparison (paragraphs (g) and (h)): composite refused, fewer than 3 peers remain after leaving Blackstone Real Estate Income Trust Inc out (2: Starwood Real Estate Income Trust, Inc., JLL Income Property Trust, Inc.).</w:t>
       </w:r>
     </w:p>
     <w:p>
@@ -54,12 +64,28 @@
         <w:pStyle w:val="ListBullet"/>
       </w:pPr>
       <w:r>
+        <w:t>Benchmark: the meaningful benchmark carries no computed comparison (cited, series not in the record: no comparison computed) (benchmark selection)</w:t>
+      </w:r>
+    </w:p>
+    <w:p>
+      <w:pPr>
+        <w:pStyle w:val="ListBullet"/>
+      </w:pPr>
+      <w:r>
+        <w:t>Peer comparison: composite refused, fewer than 3 peers remain after leaving Blackstone Real Estate Income Trust Inc out (2: Starwood Real Estate Income Trust, Inc., JLL Income Property Trust, Inc.) (cell 1.12)</w:t>
+      </w:r>
+    </w:p>
+    <w:p>
+      <w:pPr>
+        <w:pStyle w:val="ListBullet"/>
+      </w:pPr>
+      <w:r>
         <w:t>Liquidity: gating precedent, repurchases prorated under stress (cell 3.3)</w:t>
       </w:r>
     </w:p>
     <w:p>
       <w:r>
-        <w:t>Evidence coverage: 42 of 42 resolvable, 0 verified, 12 n/a by wrapper. Verified by a person: 0. Advisor-stated inputs for this plan: 0 of 6.</w:t>
+        <w:t>Evidence coverage: 43 of 43 resolvable, 0 verified, 12 n/a by wrapper. Verified by a person: 0. Advisor-stated inputs for this plan: 0 of 6.</w:t>
       </w:r>
     </w:p>
     <w:p>
@@ -77,7 +103,7 @@
     </w:p>
     <w:p>
       <w:r>
-        <w:t>Tark benchmark rubric, 12 points, threshold 7 of 12, strategy gate. Max attainable on held data 9/12.</w:t>
+        <w:t>Tark benchmark rubric, 12 points, threshold 7 of 12, strategy gate, affiliated providers ineligible. Max attainable by an eligible candidate on held data 9/12.</w:t>
       </w:r>
     </w:p>
     <w:tbl>
@@ -141,7 +167,49 @@
           </w:tcPr>
           <w:p>
             <w:r>
-              <w:t>primary</w:t>
+              <w:t>Meaningful benchmark (paragraph (k))</w:t>
+            </w:r>
+          </w:p>
+        </w:tc>
+        <w:tc>
+          <w:tcPr>
+            <w:tcW w:type="dxa" w:w="3456"/>
+          </w:tcPr>
+          <w:p>
+            <w:r>
+              <w:t>NCREIF Fund Index - ODCE (private core RE)</w:t>
+            </w:r>
+          </w:p>
+        </w:tc>
+        <w:tc>
+          <w:tcPr>
+            <w:tcW w:type="dxa" w:w="864"/>
+          </w:tcPr>
+          <w:p>
+            <w:r>
+              <w:t>9/12</w:t>
+            </w:r>
+          </w:p>
+        </w:tc>
+        <w:tc>
+          <w:tcPr>
+            <w:tcW w:type="dxa" w:w="3888"/>
+          </w:tcPr>
+          <w:p>
+            <w:r>
+              <w:t>selected, no comparison computed: cited, series not in the record: no comparison computed</w:t>
+            </w:r>
+          </w:p>
+        </w:tc>
+      </w:tr>
+      <w:tr>
+        <w:tc>
+          <w:tcPr>
+            <w:tcW w:type="dxa" w:w="1152"/>
+          </w:tcPr>
+          <w:p>
+            <w:r>
+              <w:t>reference, not the benchmark</w:t>
             </w:r>
           </w:p>
         </w:tc>
@@ -161,7 +229,7 @@
           </w:tcPr>
           <w:p>
             <w:r>
-              <w:t>9/12</w:t>
+              <w:t>8/12</w:t>
             </w:r>
           </w:p>
         </w:tc>
@@ -183,7 +251,7 @@
           </w:tcPr>
           <w:p>
             <w:r>
-              <w:t>secondary</w:t>
+              <w:t>Peer comparison (paragraphs (g) and (h))</w:t>
             </w:r>
           </w:p>
         </w:tc>
@@ -193,7 +261,7 @@
           </w:tcPr>
           <w:p>
             <w:r>
-              <w:t>NCREIF Fund Index - ODCE (private core RE)</w:t>
+              <w:t>Peer composite, non-traded real estate cohort without Blackstone Real Estate Income Trust Inc</w:t>
             </w:r>
           </w:p>
         </w:tc>
@@ -203,7 +271,7 @@
           </w:tcPr>
           <w:p>
             <w:r>
-              <w:t>7/12</w:t>
+              <w:t>not scored</w:t>
             </w:r>
           </w:p>
         </w:tc>
@@ -213,7 +281,7 @@
           </w:tcPr>
           <w:p>
             <w:r>
-              <w:t>selected</w:t>
+              <w:t>composite refused: fewer than 3 peers remain after leaving Blackstone Real Estate Income Trust Inc out (2: Starwood Real Estate Income Trust, Inc., JLL Income Property Trust, Inc.)</w:t>
             </w:r>
           </w:p>
         </w:tc>
@@ -235,7 +303,7 @@
           </w:tcPr>
           <w:p>
             <w:r>
-              <w:t>Cambridge Associates Real Estate benchmark</w:t>
+              <w:t>Listed REIT investable proxy (VNQ)</w:t>
             </w:r>
           </w:p>
         </w:tc>
@@ -245,7 +313,7 @@
           </w:tcPr>
           <w:p>
             <w:r>
-              <w:t>7/12</w:t>
+              <w:t>8/12</w:t>
             </w:r>
           </w:p>
         </w:tc>
@@ -255,49 +323,7 @@
           </w:tcPr>
           <w:p>
             <w:r>
-              <w:t>outranked: score 7/12 vs primary 9/12 and secondary 7/12 (only two slots). Retained in log as viable alternate</w:t>
-            </w:r>
-          </w:p>
-        </w:tc>
-      </w:tr>
-      <w:tr>
-        <w:tc>
-          <w:tcPr>
-            <w:tcW w:type="dxa" w:w="1152"/>
-          </w:tcPr>
-          <w:p>
-            <w:r>
-              <w:t>rejected</w:t>
-            </w:r>
-          </w:p>
-        </w:tc>
-        <w:tc>
-          <w:tcPr>
-            <w:tcW w:type="dxa" w:w="3456"/>
-          </w:tcPr>
-          <w:p>
-            <w:r>
-              <w:t>Peer composite, non-traded real estate cohort without Blackstone Real Estate Income Trust Inc (members: JLL Income Property Trust, Inc., Starwood Real Estate Income Trust, Inc.)</w:t>
-            </w:r>
-          </w:p>
-        </w:tc>
-        <w:tc>
-          <w:tcPr>
-            <w:tcW w:type="dxa" w:w="864"/>
-          </w:tcPr>
-          <w:p>
-            <w:r>
-              <w:t>3/12</w:t>
-            </w:r>
-          </w:p>
-        </w:tc>
-        <w:tc>
-          <w:tcPr>
-            <w:tcW w:type="dxa" w:w="3888"/>
-          </w:tcPr>
-          <w:p>
-            <w:r>
-              <w:t>score 3/12 below primary threshold 7</w:t>
+              <w:t>ranked below the selected candidate: 8/12 vs 9/12 for NFI-ODCE</w:t>
             </w:r>
           </w:p>
         </w:tc>
@@ -312,16 +338,8 @@
       </w:r>
     </w:p>
     <w:p>
-      <w:pPr>
-        <w:pStyle w:val="Heading1"/>
-      </w:pPr>
       <w:r>
-        <w:t>Product-to-plan liquidity match</w:t>
-      </w:r>
-    </w:p>
-    <w:p>
-      <w:r>
-        <w:t>Plan: US industrial manufacturer 401(k) plan (~$0.8B, OH). verdict is structural (typed facts, cells 3.1, 3.3, 2.7, plan-independent). scenario_verdict is ILLUSTRATIVE (demand model against the same capacity, per plan).</w:t>
+        <w:t>Plan: US industrial manufacturer 401(k) plan (~$0.8B, OH). verdict is structural (typed facts, cells 3.1, 3.3, 2.7, plan-independent). scenario_verdict is ILLUSTRATIVE (the plan's filed outflow proxy as the base demand and the sliders as the stress, against the same capacity, per plan).</w:t>
       </w:r>
     </w:p>
     <w:p>
@@ -628,6 +646,38 @@
           </w:p>
         </w:tc>
       </w:tr>
+      <w:tr>
+        <w:tc>
+          <w:tcPr>
+            <w:tcW w:type="dxa" w:w="2448"/>
+          </w:tcPr>
+          <w:p>
+            <w:r>
+              <w:t>Fund net assets (for the dollar capacity)</w:t>
+            </w:r>
+          </w:p>
+        </w:tc>
+        <w:tc>
+          <w:tcPr>
+            <w:tcW w:type="dxa" w:w="5760"/>
+          </w:tcPr>
+          <w:p>
+            <w:r>
+              <w:t>not typed: aggregate NAV printed in the MD&amp;A NAV-by-class table but not yet carried into a typed cell. Verification-queue item</w:t>
+            </w:r>
+          </w:p>
+        </w:tc>
+        <w:tc>
+          <w:tcPr>
+            <w:tcW w:type="dxa" w:w="1152"/>
+          </w:tcPr>
+          <w:p>
+            <w:r>
+              <w:t>1.1</w:t>
+            </w:r>
+          </w:p>
+        </w:tc>
+      </w:tr>
     </w:tbl>
     <w:p>
       <w:pPr>
@@ -639,17 +689,27 @@
     </w:p>
     <w:p>
       <w:r>
-        <w:t>Plan inputs (Form 5500): net assets $791.7M, liquidity tail 14.9% of accounts (1,136 separated participants with balances).</w:t>
+        <w:t>Plan inputs (Form 5500): net assets $791.7M, liquidity tail 14.9% of accounts (1,136 separated participants with balances), filed outflow proxy 11.5% of beginning net assets per year (Schedule H totals of the plan's Form 5500 for plan year 2024-01-01 to 2024-12-31, from the plan record: total expenses less administrative expenses over beginning net assets, an upper bound on benefit payments while Schedule H line 2e is not in the record).</w:t>
       </w:r>
     </w:p>
     <w:p>
       <w:r>
-        <w:t>Parameters (adjustable on the site, not facts): allocation 5% of plan = $39.6M, tail turnover 20%/yr, active turnover 5%/yr. Base demand $2.9M/yr = 7.2% of the position vs annual wrapper capacity 20%.</w:t>
+        <w:t>Base demand (filed outflow proxy applied to a 5% allocation = $39.6M): $4.6M/yr = 11.5% of the position per year vs annual wrapper capacity 20%.</w:t>
       </w:r>
     </w:p>
     <w:p>
       <w:r>
-        <w:t>Stressed (tail turnover x2, active turnover x1.5 vs base scenario): demand $4.9M/yr = 12.3% of the position. within wrapper capacity (12.3% vs 20%) IF offers are not prorated, but this issuer HAS prorated under stress (3.3).</w:t>
+        <w:t>Slider assumption (adjustable on the site, not a fact): tail turnover 20%/yr, active turnover 5%/yr, 7.2% of the position per year = $2.9M/yr, shown beside the filed rate, not blended with it.</w:t>
+      </w:r>
+    </w:p>
+    <w:p>
+      <w:r>
+        <w:t>Stressed (the filed outflow proxy plus the increment the sliders add under stress (tail turnover x2, active turnover x1.5 over the slider assumption)): demand $6.6M/yr = 16.6% of the position. within wrapper capacity (16.6% vs 20%) IF offers are not prorated, but this issuer HAS prorated under stress (3.3).</w:t>
+      </w:r>
+    </w:p>
+    <w:p>
+      <w:r>
+        <w:t>Fund capacity in dollars: not computable, the fund's net assets are not typed in the record (aggregate NAV printed in the MD&amp;A NAV-by-class table but not yet carried into a typed cell. Verification-queue item), so the plan's dollar demand cannot be set against the fund's dollar capacity and the allocation slider is not shown.</w:t>
       </w:r>
     </w:p>
     <w:p>
@@ -670,7 +730,7 @@
         <w:pStyle w:val="ListBullet"/>
       </w:pPr>
       <w:r>
-        <w:t>Scenario demand (illustrative): 7.2% of the position per year vs 20% annual wrapper capacity. Adequate headroom at this allocation if offers are not prorated.</w:t>
+        <w:t>Filed outflow proxy (Schedule H, plan year 2024-01-01 to 2024-12-31): 11.5% of the position per year vs 20% annual wrapper capacity, the plan's total expenses less administrative expenses over beginning net assets, applied to the position. Adequate headroom at the filed rate if offers are not prorated.</w:t>
       </w:r>
     </w:p>
     <w:p>
@@ -678,7 +738,7 @@
         <w:pStyle w:val="ListBullet"/>
       </w:pPr>
       <w:r>
-        <w:t>Scenario verdict (ILLUSTRATIVE, this plan): conditional. It moves with the sliders and the plan. Proration assumption: an oversubscribed offer is filled pro rata and the unfilled remainder waits for the next window.</w:t>
+        <w:t>Slider assumption (illustrative): 7.2% of the position per year vs 20% annual wrapper capacity, from tail turnover 20%/yr on the 14.9% of accounts that are separated and active turnover 5%/yr on the rest. Shown beside the filed rate, not blended with it. Within 60% of wrapper capacity at these sliders.</w:t>
       </w:r>
     </w:p>
     <w:p>
@@ -686,7 +746,15 @@
         <w:pStyle w:val="ListBullet"/>
       </w:pPr>
       <w:r>
-        <w:t>Schedule H benefit-payment lines are not yet in the plan record. Demand uses the illustrative turnover sliders only.</w:t>
+        <w:t>Scenario verdict (ILLUSTRATIVE, this plan): conditional. Misaligned when the filed outflow proxy exceeds the annual wrapper capacity, conditional-weak when the stressed demand exceeds it, conditional otherwise. It moves with the plan's filing and the sliders. Proration assumption: an oversubscribed offer is filled pro rata and the unfilled remainder waits for the next window.</w:t>
+      </w:r>
+    </w:p>
+    <w:p>
+      <w:pPr>
+        <w:pStyle w:val="ListBullet"/>
+      </w:pPr>
+      <w:r>
+        <w:t>Schedule H benefit-payment line 2e is not yet in the plan record. The filed outflow proxy (total expenses less administrative expenses over beginning net assets) stands in for it as the base demand, and the turnover sliders are the stress around it.</w:t>
       </w:r>
     </w:p>
     <w:p>
@@ -831,7 +899,7 @@
           </w:tcPr>
           <w:p>
             <w:r>
-              <w:t>n/a</w:t>
+              <w:t>not applicable, the record states why</w:t>
             </w:r>
           </w:p>
         </w:tc>
@@ -1029,7 +1097,7 @@
     </w:p>
     <w:p>
       <w:r>
-        <w:t>Cell status for this product: structured 0, extracted-unverified 20, verified 0, computed 13, partial 8, fetched 1, n/a 12, pending 0.</w:t>
+        <w:t>Cell status for this product: structured 0, extracted-unverified 20, verified 0, computed 14, partial 8, fetched 1, n/a 12, pending 0.</w:t>
       </w:r>
     </w:p>
     <w:p>
